--- a/zht/docx/208.content.docx
+++ b/zht/docx/208.content.docx
@@ -385,18 +385,12 @@
           <w:lang w:val="zh_TW" w:bidi="zh_TW"/>
         </w:rPr>
       </w:r>
-      <w:hyperlink r:id="rId13">
-        <w:r>
-          <w:rPr>
-            <w:lang w:val="zh_TW" w:bidi="zh_TW"/>
-          </w:rPr>
-          <w:rPr>
-            <w:color w:val="0000EE"/>
-            <w:u w:val="single"/>
-          </w:rPr>
-          <w:t>彼得前書1:13</w:t>
-        </w:r>
-      </w:hyperlink>
+      <w:r>
+        <w:rPr>
+          <w:lang w:val="zh_TW" w:bidi="zh_TW"/>
+        </w:rPr>
+        <w:t>彼得前書1:13</w:t>
+      </w:r>
     </w:p>
     <w:p>
       <w:pPr>
@@ -409,18 +403,12 @@
           <w:lang w:val="zh_TW" w:bidi="zh_TW"/>
         </w:rPr>
       </w:r>
-      <w:hyperlink r:id="rId14">
-        <w:r>
-          <w:rPr>
-            <w:lang w:val="zh_TW" w:bidi="zh_TW"/>
-          </w:rPr>
-          <w:rPr>
-            <w:color w:val="0000EE"/>
-            <w:u w:val="single"/>
-          </w:rPr>
-          <w:t>歷代志下6:9</w:t>
-        </w:r>
-      </w:hyperlink>
+      <w:r>
+        <w:rPr>
+          <w:lang w:val="zh_TW" w:bidi="zh_TW"/>
+        </w:rPr>
+        <w:t>歷代志下6:9</w:t>
+      </w:r>
     </w:p>
     <w:p>
       <w:pPr>
@@ -433,18 +421,12 @@
           <w:lang w:val="zh_TW" w:bidi="zh_TW"/>
         </w:rPr>
       </w:r>
-      <w:hyperlink r:id="rId15">
-        <w:r>
-          <w:rPr>
-            <w:lang w:val="zh_TW" w:bidi="zh_TW"/>
-          </w:rPr>
-          <w:rPr>
-            <w:color w:val="0000EE"/>
-            <w:u w:val="single"/>
-          </w:rPr>
-          <w:t>申命記33:11</w:t>
-        </w:r>
-      </w:hyperlink>
+      <w:r>
+        <w:rPr>
+          <w:lang w:val="zh_TW" w:bidi="zh_TW"/>
+        </w:rPr>
+        <w:t>申命記33:11</w:t>
+      </w:r>
     </w:p>
     <w:p>
       <w:pPr>
@@ -457,18 +439,12 @@
           <w:lang w:val="zh_TW" w:bidi="zh_TW"/>
         </w:rPr>
       </w:r>
-      <w:hyperlink r:id="rId16">
-        <w:r>
-          <w:rPr>
-            <w:lang w:val="zh_TW" w:bidi="zh_TW"/>
-          </w:rPr>
-          <w:rPr>
-            <w:color w:val="0000EE"/>
-            <w:u w:val="single"/>
-          </w:rPr>
-          <w:t>創世記37:34</w:t>
-        </w:r>
-      </w:hyperlink>
+      <w:r>
+        <w:rPr>
+          <w:lang w:val="zh_TW" w:bidi="zh_TW"/>
+        </w:rPr>
+        <w:t>創世記37:34</w:t>
+      </w:r>
     </w:p>
     <w:p>
       <w:pPr>
@@ -481,18 +457,12 @@
           <w:lang w:val="zh_TW" w:bidi="zh_TW"/>
         </w:rPr>
       </w:r>
-      <w:hyperlink r:id="rId17">
-        <w:r>
-          <w:rPr>
-            <w:lang w:val="zh_TW" w:bidi="zh_TW"/>
-          </w:rPr>
-          <w:rPr>
-            <w:color w:val="0000EE"/>
-            <w:u w:val="single"/>
-          </w:rPr>
-          <w:t>約伯記15:27</w:t>
-        </w:r>
-      </w:hyperlink>
+      <w:r>
+        <w:rPr>
+          <w:lang w:val="zh_TW" w:bidi="zh_TW"/>
+        </w:rPr>
+        <w:t>約伯記15:27</w:t>
+      </w:r>
     </w:p>
     <w:p>
       <w:pPr>

--- a/zht/docx/208.content.docx
+++ b/zht/docx/208.content.docx
@@ -348,19 +348,7 @@
         <w:rPr>
           <w:lang w:val="zh_TW" w:bidi="zh_TW"/>
         </w:rPr>
-        <w:t>，</w:t>
-      </w:r>
-      <w:r>
-        <w:rPr>
-          <w:lang w:val="zh_TW" w:bidi="zh_TW"/>
-        </w:rPr>
-        <w:t>子女</w:t>
-      </w:r>
-      <w:r>
-        <w:rPr>
-          <w:lang w:val="zh_TW" w:bidi="zh_TW"/>
-        </w:rPr>
-        <w:t>）</w:t>
+        <w:t>，子女）</w:t>
       </w:r>
     </w:p>
     <w:p>
